--- a/Эскизный_проект.docx
+++ b/Эскизный_проект.docx
@@ -109,90 +109,60 @@
       <w:pPr>
         <w:ind w:firstLine="0"/>
         <w:jc w:val="center"/>
-        <w:rPr>
-          <w:lang w:val="en-US"/>
-        </w:rPr>
       </w:pPr>
     </w:p>
     <w:p>
       <w:pPr>
         <w:ind w:firstLine="0"/>
         <w:jc w:val="center"/>
-        <w:rPr>
-          <w:lang w:val="en-US"/>
-        </w:rPr>
       </w:pPr>
     </w:p>
     <w:p>
       <w:pPr>
         <w:ind w:firstLine="0"/>
         <w:jc w:val="center"/>
-        <w:rPr>
-          <w:lang w:val="en-US"/>
-        </w:rPr>
       </w:pPr>
     </w:p>
     <w:p>
       <w:pPr>
         <w:ind w:firstLine="0"/>
         <w:jc w:val="center"/>
-        <w:rPr>
-          <w:lang w:val="en-US"/>
-        </w:rPr>
       </w:pPr>
     </w:p>
     <w:p>
       <w:pPr>
         <w:ind w:firstLine="0"/>
         <w:jc w:val="center"/>
-        <w:rPr>
-          <w:lang w:val="en-US"/>
-        </w:rPr>
       </w:pPr>
     </w:p>
     <w:p>
       <w:pPr>
         <w:ind w:firstLine="0"/>
         <w:jc w:val="center"/>
-        <w:rPr>
-          <w:lang w:val="en-US"/>
-        </w:rPr>
       </w:pPr>
     </w:p>
     <w:p>
       <w:pPr>
         <w:ind w:firstLine="0"/>
         <w:jc w:val="center"/>
-        <w:rPr>
-          <w:lang w:val="en-US"/>
-        </w:rPr>
       </w:pPr>
     </w:p>
     <w:p>
       <w:pPr>
         <w:ind w:firstLine="0"/>
         <w:jc w:val="center"/>
-        <w:rPr>
-          <w:lang w:val="en-US"/>
-        </w:rPr>
       </w:pPr>
     </w:p>
     <w:p>
       <w:pPr>
         <w:ind w:firstLine="0"/>
         <w:jc w:val="center"/>
-        <w:rPr>
-          <w:lang w:val="en-US"/>
-        </w:rPr>
       </w:pPr>
     </w:p>
     <w:p>
       <w:pPr>
         <w:ind w:firstLine="0"/>
         <w:jc w:val="center"/>
-        <w:rPr>
-          <w:lang w:val="en-US"/>
-        </w:rPr>
       </w:pPr>
     </w:p>
     <w:p>
@@ -244,6 +214,8 @@
             <w:jc w:val="center"/>
             <w:rPr>
               <w:rFonts w:ascii="Times New Roman" w:hAnsi="Times New Roman" w:cs="Times New Roman"/>
+              <w:b/>
+              <w:bCs/>
               <w:color w:val="auto"/>
               <w:sz w:val="24"/>
               <w:szCs w:val="24"/>
@@ -291,7 +263,7 @@
             </w:rPr>
             <w:fldChar w:fldCharType="separate"/>
           </w:r>
-          <w:hyperlink w:anchor="_Toc198561891" w:history="1">
+          <w:hyperlink w:anchor="_Toc198738680" w:history="1">
             <w:r>
               <w:rPr>
                 <w:rStyle w:val="a6"/>
@@ -345,7 +317,7 @@
                 <w:noProof/>
                 <w:webHidden/>
               </w:rPr>
-              <w:instrText xml:space="preserve"> PAGEREF _Toc198561891 \h </w:instrText>
+              <w:instrText xml:space="preserve"> PAGEREF _Toc198738680 \h </w:instrText>
             </w:r>
             <w:r>
               <w:rPr>
@@ -392,12 +364,14 @@
             </w:tabs>
             <w:rPr>
               <w:rFonts w:asciiTheme="minorHAnsi" w:eastAsiaTheme="minorEastAsia" w:hAnsiTheme="minorHAnsi"/>
+              <w:b/>
+              <w:bCs/>
               <w:noProof/>
               <w:sz w:val="22"/>
               <w:lang w:eastAsia="ru-RU"/>
             </w:rPr>
           </w:pPr>
-          <w:hyperlink w:anchor="_Toc198561892" w:history="1">
+          <w:hyperlink w:anchor="_Toc198738681" w:history="1">
             <w:r>
               <w:rPr>
                 <w:rStyle w:val="a6"/>
@@ -451,7 +425,7 @@
                 <w:noProof/>
                 <w:webHidden/>
               </w:rPr>
-              <w:instrText xml:space="preserve"> PAGEREF _Toc198561892 \h </w:instrText>
+              <w:instrText xml:space="preserve"> PAGEREF _Toc198738681 \h </w:instrText>
             </w:r>
             <w:r>
               <w:rPr>
@@ -504,7 +478,7 @@
               <w:lang w:eastAsia="ru-RU"/>
             </w:rPr>
           </w:pPr>
-          <w:hyperlink w:anchor="_Toc198561893" w:history="1">
+          <w:hyperlink w:anchor="_Toc198738682" w:history="1">
             <w:r>
               <w:rPr>
                 <w:rStyle w:val="a6"/>
@@ -553,7 +527,115 @@
                 <w:bCs w:val="0"/>
                 <w:webHidden/>
               </w:rPr>
-              <w:instrText xml:space="preserve"> PAGEREF _Toc198561893 \h </w:instrText>
+              <w:instrText xml:space="preserve"> PAGEREF _Toc198738682 \h </w:instrText>
+            </w:r>
+            <w:r>
+              <w:rPr>
+                <w:b w:val="0"/>
+                <w:bCs w:val="0"/>
+                <w:webHidden/>
+              </w:rPr>
+            </w:r>
+            <w:r>
+              <w:rPr>
+                <w:b w:val="0"/>
+                <w:bCs w:val="0"/>
+                <w:webHidden/>
+              </w:rPr>
+              <w:fldChar w:fldCharType="separate"/>
+            </w:r>
+            <w:r>
+              <w:rPr>
+                <w:b w:val="0"/>
+                <w:bCs w:val="0"/>
+                <w:webHidden/>
+              </w:rPr>
+              <w:t>4</w:t>
+            </w:r>
+            <w:r>
+              <w:rPr>
+                <w:b w:val="0"/>
+                <w:bCs w:val="0"/>
+                <w:webHidden/>
+              </w:rPr>
+              <w:fldChar w:fldCharType="end"/>
+            </w:r>
+          </w:hyperlink>
+        </w:p>
+        <w:p>
+          <w:pPr>
+            <w:pStyle w:val="21"/>
+            <w:tabs>
+              <w:tab w:val="left" w:pos="993"/>
+              <w:tab w:val="left" w:pos="7797"/>
+            </w:tabs>
+            <w:rPr>
+              <w:rFonts w:asciiTheme="minorHAnsi" w:eastAsiaTheme="minorEastAsia" w:hAnsiTheme="minorHAnsi"/>
+              <w:b w:val="0"/>
+              <w:bCs w:val="0"/>
+              <w:sz w:val="22"/>
+              <w:lang w:eastAsia="ru-RU"/>
+            </w:rPr>
+          </w:pPr>
+          <w:hyperlink w:anchor="_Toc198738683" w:history="1">
+            <w:r>
+              <w:rPr>
+                <w:rStyle w:val="a6"/>
+                <w:b w:val="0"/>
+                <w:bCs w:val="0"/>
+              </w:rPr>
+              <w:t>3.</w:t>
+            </w:r>
+            <w:r>
+              <w:rPr>
+                <w:rFonts w:asciiTheme="minorHAnsi" w:eastAsiaTheme="minorEastAsia" w:hAnsiTheme="minorHAnsi"/>
+                <w:b w:val="0"/>
+                <w:bCs w:val="0"/>
+                <w:sz w:val="22"/>
+                <w:lang w:eastAsia="ru-RU"/>
+              </w:rPr>
+              <w:tab/>
+            </w:r>
+            <w:r>
+              <w:rPr>
+                <w:rStyle w:val="a6"/>
+                <w:b w:val="0"/>
+                <w:bCs w:val="0"/>
+              </w:rPr>
+              <w:t>Цель разработки программного продукта</w:t>
+            </w:r>
+            <w:r>
+              <w:rPr>
+                <w:rStyle w:val="a6"/>
+                <w:b w:val="0"/>
+                <w:bCs w:val="0"/>
+              </w:rPr>
+              <w:t>…</w:t>
+            </w:r>
+            <w:r>
+              <w:rPr>
+                <w:b w:val="0"/>
+                <w:bCs w:val="0"/>
+                <w:webHidden/>
+                <w:lang w:val="en-US"/>
+              </w:rPr>
+              <w:t>…………………………...</w:t>
+            </w:r>
+            <w:r>
+              <w:rPr>
+                <w:b w:val="0"/>
+                <w:bCs w:val="0"/>
+                <w:webHidden/>
+              </w:rPr>
+              <w:fldChar w:fldCharType="begin"/>
+            </w:r>
+            <w:r>
+              <w:rPr>
+                <w:b w:val="0"/>
+                <w:bCs w:val="0"/>
+                <w:webHidden/>
+              </w:rPr>
+              <w:instrText xml:space="preserve"> PAGEREF _Toc198738683 \h </w:instrText>
             </w:r>
             <w:r>
               <w:rPr>
@@ -602,14 +684,14 @@
               <w:lang w:eastAsia="ru-RU"/>
             </w:rPr>
           </w:pPr>
-          <w:hyperlink w:anchor="_Toc198561894" w:history="1">
+          <w:hyperlink w:anchor="_Toc198738684" w:history="1">
             <w:r>
               <w:rPr>
                 <w:rStyle w:val="a6"/>
                 <w:b w:val="0"/>
                 <w:bCs w:val="0"/>
               </w:rPr>
-              <w:t>3.</w:t>
+              <w:t>4.</w:t>
             </w:r>
             <w:r>
               <w:rPr>
@@ -627,7 +709,7 @@
                 <w:b w:val="0"/>
                 <w:bCs w:val="0"/>
               </w:rPr>
-              <w:t>Цель разработки программного продукта.</w:t>
+              <w:t>Общая структура системы.</w:t>
             </w:r>
             <w:r>
               <w:rPr>
@@ -651,7 +733,7 @@
                 <w:bCs w:val="0"/>
                 <w:webHidden/>
               </w:rPr>
-              <w:instrText xml:space="preserve"> PAGEREF _Toc198561894 \h </w:instrText>
+              <w:instrText xml:space="preserve"> PAGEREF _Toc198738684 \h </w:instrText>
             </w:r>
             <w:r>
               <w:rPr>
@@ -700,14 +782,14 @@
               <w:lang w:eastAsia="ru-RU"/>
             </w:rPr>
           </w:pPr>
-          <w:hyperlink w:anchor="_Toc198561895" w:history="1">
+          <w:hyperlink w:anchor="_Toc198738685" w:history="1">
             <w:r>
               <w:rPr>
                 <w:rStyle w:val="a6"/>
                 <w:b w:val="0"/>
                 <w:bCs w:val="0"/>
               </w:rPr>
-              <w:t>4.</w:t>
+              <w:t>5.</w:t>
             </w:r>
             <w:r>
               <w:rPr>
@@ -725,7 +807,7 @@
                 <w:b w:val="0"/>
                 <w:bCs w:val="0"/>
               </w:rPr>
-              <w:t>Общая структура системы.</w:t>
+              <w:t>Техническая реализация:</w:t>
             </w:r>
             <w:r>
               <w:rPr>
@@ -749,7 +831,7 @@
                 <w:bCs w:val="0"/>
                 <w:webHidden/>
               </w:rPr>
-              <w:instrText xml:space="preserve"> PAGEREF _Toc198561895 \h </w:instrText>
+              <w:instrText xml:space="preserve"> PAGEREF _Toc198738685 \h </w:instrText>
             </w:r>
             <w:r>
               <w:rPr>
@@ -772,7 +854,7 @@
                 <w:bCs w:val="0"/>
                 <w:webHidden/>
               </w:rPr>
-              <w:t>4</w:t>
+              <w:t>5</w:t>
             </w:r>
             <w:r>
               <w:rPr>
@@ -798,14 +880,14 @@
               <w:lang w:eastAsia="ru-RU"/>
             </w:rPr>
           </w:pPr>
-          <w:hyperlink w:anchor="_Toc198561896" w:history="1">
+          <w:hyperlink w:anchor="_Toc198738686" w:history="1">
             <w:r>
               <w:rPr>
                 <w:rStyle w:val="a6"/>
                 <w:b w:val="0"/>
                 <w:bCs w:val="0"/>
               </w:rPr>
-              <w:t>5.</w:t>
+              <w:t>6.</w:t>
             </w:r>
             <w:r>
               <w:rPr>
@@ -823,7 +905,7 @@
                 <w:b w:val="0"/>
                 <w:bCs w:val="0"/>
               </w:rPr>
-              <w:t>Техническая реализация:</w:t>
+              <w:t>Характерные особенности реализации проекта</w:t>
             </w:r>
             <w:r>
               <w:rPr>
@@ -847,7 +929,7 @@
                 <w:bCs w:val="0"/>
                 <w:webHidden/>
               </w:rPr>
-              <w:instrText xml:space="preserve"> PAGEREF _Toc198561896 \h </w:instrText>
+              <w:instrText xml:space="preserve"> PAGEREF _Toc198738686 \h </w:instrText>
             </w:r>
             <w:r>
               <w:rPr>
@@ -870,7 +952,7 @@
                 <w:bCs w:val="0"/>
                 <w:webHidden/>
               </w:rPr>
-              <w:t>5</w:t>
+              <w:t>6</w:t>
             </w:r>
             <w:r>
               <w:rPr>
@@ -896,32 +978,14 @@
               <w:lang w:eastAsia="ru-RU"/>
             </w:rPr>
           </w:pPr>
-          <w:hyperlink w:anchor="_Toc198561897" w:history="1">
+          <w:hyperlink w:anchor="_Toc198738687" w:history="1">
             <w:r>
               <w:rPr>
                 <w:rStyle w:val="a6"/>
                 <w:b w:val="0"/>
                 <w:bCs w:val="0"/>
               </w:rPr>
-              <w:t>6.</w:t>
-            </w:r>
-            <w:r>
-              <w:rPr>
-                <w:rFonts w:asciiTheme="minorHAnsi" w:eastAsiaTheme="minorEastAsia" w:hAnsiTheme="minorHAnsi"/>
-                <w:b w:val="0"/>
-                <w:bCs w:val="0"/>
-                <w:sz w:val="22"/>
-                <w:lang w:eastAsia="ru-RU"/>
-              </w:rPr>
-              <w:tab/>
-            </w:r>
-            <w:r>
-              <w:rPr>
-                <w:rStyle w:val="a6"/>
-                <w:b w:val="0"/>
-                <w:bCs w:val="0"/>
-              </w:rPr>
-              <w:t>Характерные особенности реализации проекта</w:t>
+              <w:t>7. Характерные особенности эксплуатации:</w:t>
             </w:r>
             <w:r>
               <w:rPr>
@@ -945,7 +1009,7 @@
                 <w:bCs w:val="0"/>
                 <w:webHidden/>
               </w:rPr>
-              <w:instrText xml:space="preserve"> PAGEREF _Toc198561897 \h </w:instrText>
+              <w:instrText xml:space="preserve"> PAGEREF _Toc198738687 \h </w:instrText>
             </w:r>
             <w:r>
               <w:rPr>
@@ -968,7 +1032,7 @@
                 <w:bCs w:val="0"/>
                 <w:webHidden/>
               </w:rPr>
-              <w:t>5</w:t>
+              <w:t>6</w:t>
             </w:r>
             <w:r>
               <w:rPr>
@@ -991,105 +1055,43 @@
               <w:lang w:eastAsia="ru-RU"/>
             </w:rPr>
           </w:pPr>
-          <w:hyperlink w:anchor="_Toc198561898" w:history="1">
+          <w:hyperlink w:anchor="_Toc198738688" w:history="1">
             <w:r>
               <w:rPr>
                 <w:rStyle w:val="a6"/>
-                <w:b w:val="0"/>
-                <w:bCs w:val="0"/>
-              </w:rPr>
-              <w:t>7. Характерные особенности эксплуатации:</w:t>
-            </w:r>
-            <w:r>
-              <w:rPr>
-                <w:b w:val="0"/>
-                <w:bCs w:val="0"/>
+              </w:rPr>
+              <w:t xml:space="preserve">Глава </w:t>
+            </w:r>
+            <w:r>
+              <w:rPr>
+                <w:rStyle w:val="a6"/>
+                <w:lang w:val="en-US"/>
+              </w:rPr>
+              <w:t>III</w:t>
+            </w:r>
+            <w:r>
+              <w:rPr>
+                <w:rStyle w:val="a6"/>
+              </w:rPr>
+              <w:t>. ЗАКЛЮЧЕНИЕ</w:t>
+            </w:r>
+            <w:r>
+              <w:rPr>
                 <w:webHidden/>
               </w:rPr>
               <w:tab/>
             </w:r>
             <w:r>
               <w:rPr>
-                <w:b w:val="0"/>
-                <w:bCs w:val="0"/>
                 <w:webHidden/>
               </w:rPr>
               <w:fldChar w:fldCharType="begin"/>
             </w:r>
             <w:r>
               <w:rPr>
-                <w:b w:val="0"/>
-                <w:bCs w:val="0"/>
                 <w:webHidden/>
               </w:rPr>
-              <w:instrText xml:space="preserve"> PAGEREF _Toc198561898 \h </w:instrText>
-            </w:r>
-            <w:r>
-              <w:rPr>
-                <w:b w:val="0"/>
-                <w:bCs w:val="0"/>
-                <w:webHidden/>
-              </w:rPr>
-            </w:r>
-            <w:r>
-              <w:rPr>
-                <w:b w:val="0"/>
-                <w:bCs w:val="0"/>
-                <w:webHidden/>
-              </w:rPr>
-              <w:fldChar w:fldCharType="separate"/>
-            </w:r>
-            <w:r>
-              <w:rPr>
-                <w:b w:val="0"/>
-                <w:bCs w:val="0"/>
-                <w:webHidden/>
-              </w:rPr>
-              <w:t>6</w:t>
-            </w:r>
-            <w:r>
-              <w:rPr>
-                <w:b w:val="0"/>
-                <w:bCs w:val="0"/>
-                <w:webHidden/>
-              </w:rPr>
-              <w:fldChar w:fldCharType="end"/>
-            </w:r>
-          </w:hyperlink>
-        </w:p>
-        <w:p>
-          <w:pPr>
-            <w:pStyle w:val="21"/>
-            <w:rPr>
-              <w:rFonts w:asciiTheme="minorHAnsi" w:eastAsiaTheme="minorEastAsia" w:hAnsiTheme="minorHAnsi"/>
-              <w:sz w:val="22"/>
-              <w:lang w:eastAsia="ru-RU"/>
-            </w:rPr>
-          </w:pPr>
-          <w:hyperlink w:anchor="_Toc198561899" w:history="1">
-            <w:r>
-              <w:rPr>
-                <w:rStyle w:val="a6"/>
-              </w:rPr>
-              <w:t>Глава 3. ЗАКЛЮЧЕНИЕ</w:t>
-            </w:r>
-            <w:r>
-              <w:rPr>
-                <w:webHidden/>
-              </w:rPr>
-              <w:tab/>
-            </w:r>
-            <w:r>
-              <w:rPr>
-                <w:webHidden/>
-              </w:rPr>
-              <w:fldChar w:fldCharType="begin"/>
-            </w:r>
-            <w:r>
-              <w:rPr>
-                <w:webHidden/>
-              </w:rPr>
-              <w:instrText xml:space="preserve"> PAGEREF _Toc198561899 \h </w:instrText>
+              <w:instrText xml:space="preserve"> PAGEREF _Toc198738688 \h </w:instrText>
             </w:r>
             <w:r>
               <w:rPr>
@@ -1139,7 +1141,7 @@
         <w:jc w:val="center"/>
       </w:pPr>
       <w:bookmarkStart w:id="0" w:name="_Toc188817941"/>
-      <w:bookmarkStart w:id="1" w:name="_Toc198561891"/>
+      <w:bookmarkStart w:id="1" w:name="_Toc198738680"/>
       <w:r>
         <w:lastRenderedPageBreak/>
         <w:t xml:space="preserve">ГЛАВА </w:t>
@@ -1172,7 +1174,18 @@
         <w:t>Эврика</w:t>
       </w:r>
       <w:r>
-        <w:t>" разрабатывается как специализированное решение для школьников, предлагающее удобный доступ к качественным обучающим курсам по различным предметам. Актуальность проекта обусловлена растущим спросом на дистанционные формы обучения и необходимостью создания адаптированных для школьной аудитории образовательных ресурсов.</w:t>
+        <w:t xml:space="preserve">" разрабатывается как специализированное решение для </w:t>
+      </w:r>
+      <w:r>
+        <w:t>различных возрастных категорий пользователей</w:t>
+      </w:r>
+      <w:r>
+        <w:t>, предлагающее удобный доступ к качественным обучающим курсам по различным предметам. Актуальность проекта обусловлена растущим спросом на дистанционные фор</w:t>
+      </w:r>
+      <w:bookmarkStart w:id="2" w:name="_GoBack"/>
+      <w:bookmarkEnd w:id="2"/>
+      <w:r>
+        <w:t>мы обучения и необходимостью создания адаптированных образовательных ресурсов.</w:t>
       </w:r>
     </w:p>
     <w:p>
@@ -1194,8 +1207,8 @@
         <w:spacing w:line="360" w:lineRule="auto"/>
         <w:jc w:val="center"/>
       </w:pPr>
-      <w:bookmarkStart w:id="2" w:name="_Toc188817942"/>
-      <w:bookmarkStart w:id="3" w:name="_Toc198561892"/>
+      <w:bookmarkStart w:id="3" w:name="_Toc188817942"/>
+      <w:bookmarkStart w:id="4" w:name="_Toc198738681"/>
       <w:r>
         <w:lastRenderedPageBreak/>
         <w:t xml:space="preserve">ГЛАВА </w:t>
@@ -1209,8 +1222,8 @@
       <w:r>
         <w:t>. ЭСКИЗНЫЙ ПРОЕКТ</w:t>
       </w:r>
-      <w:bookmarkEnd w:id="2"/>
       <w:bookmarkEnd w:id="3"/>
+      <w:bookmarkEnd w:id="4"/>
     </w:p>
     <w:p>
       <w:pPr>
@@ -1240,21 +1253,7 @@
     </w:p>
     <w:p>
       <w:r>
-        <w:t>Информационная система, под названием «</w:t>
-      </w:r>
-      <w:r>
-        <w:t>Эвр</w:t>
-      </w:r>
-      <w:bookmarkStart w:id="4" w:name="_GoBack"/>
-      <w:bookmarkEnd w:id="4"/>
-      <w:r>
-        <w:t>ика</w:t>
-      </w:r>
-      <w:r>
-        <w:t xml:space="preserve">» предназначена для </w:t>
-      </w:r>
-      <w:r>
-        <w:t>упрощения дистанционного обучения, предоставляя пользователям удаленно изучать интересующие их курсы.</w:t>
+        <w:t>Информационная система, под названием «Эврика» предназначена для упрощения дистанционного обучения, предоставляя пользователям удаленно изучать интересующие их курсы.</w:t>
       </w:r>
     </w:p>
     <w:p>
@@ -1264,11 +1263,15 @@
           <w:ilvl w:val="0"/>
           <w:numId w:val="14"/>
         </w:numPr>
+        <w:tabs>
+          <w:tab w:val="left" w:pos="1134"/>
+        </w:tabs>
         <w:spacing w:line="360" w:lineRule="auto"/>
+        <w:ind w:left="0" w:firstLine="709"/>
         <w:jc w:val="left"/>
       </w:pPr>
       <w:bookmarkStart w:id="5" w:name="_Toc188817943"/>
-      <w:bookmarkStart w:id="6" w:name="_Toc198561893"/>
+      <w:bookmarkStart w:id="6" w:name="_Toc198738682"/>
       <w:r>
         <w:t>Актуальность разработки программного продукта.</w:t>
       </w:r>
@@ -1287,7 +1290,13 @@
         <w:t>Эврика</w:t>
       </w:r>
       <w:r>
-        <w:t xml:space="preserve">" продиктована несколькими ключевыми факторами. Во-первых, наблюдается значительный рост рынка онлайн-образования, особенно в сегменте школьного обучения. </w:t>
+        <w:t xml:space="preserve">" продиктована несколькими ключевыми факторами. Во-первых, наблюдается значительный рост рынка онлайн-образования, особенно в сегменте </w:t>
+      </w:r>
+      <w:r>
+        <w:t>различного рода</w:t>
+      </w:r>
+      <w:r>
+        <w:t xml:space="preserve"> обучения. </w:t>
       </w:r>
     </w:p>
     <w:p>
@@ -1296,7 +1305,13 @@
         <w:ind w:left="0"/>
       </w:pPr>
       <w:r>
-        <w:t xml:space="preserve">Во-вторых, существующие платформы часто не учитывают возрастные особенности школьников, предлагая либо слишком сложные, либо недостаточно структурированные материалы. </w:t>
+        <w:t xml:space="preserve">Во-вторых, существующие платформы часто не учитывают возрастные особенности </w:t>
+      </w:r>
+      <w:r>
+        <w:t>пользователей</w:t>
+      </w:r>
+      <w:r>
+        <w:t xml:space="preserve">, предлагая либо слишком сложные, либо недостаточно структурированные материалы. </w:t>
       </w:r>
     </w:p>
     <w:p>
@@ -1305,7 +1320,13 @@
         <w:ind w:left="0"/>
       </w:pPr>
       <w:r>
-        <w:t>В-третьих, современные школьники активно используют цифровые технологии в повседневной жизни, что создает благоприятную почву для внедрения образовательных онлайн-решений.</w:t>
+        <w:t xml:space="preserve">В-третьих, современные </w:t>
+      </w:r>
+      <w:r>
+        <w:t>люди</w:t>
+      </w:r>
+      <w:r>
+        <w:t xml:space="preserve"> активно используют цифровые технологии в повседневной жизни, что создает благоприятную почву для внедрения образовательных онлайн-решений.</w:t>
       </w:r>
     </w:p>
     <w:p>
@@ -1315,11 +1336,15 @@
           <w:ilvl w:val="0"/>
           <w:numId w:val="14"/>
         </w:numPr>
+        <w:tabs>
+          <w:tab w:val="left" w:pos="1134"/>
+        </w:tabs>
         <w:spacing w:line="360" w:lineRule="auto"/>
+        <w:ind w:left="0" w:firstLine="709"/>
         <w:jc w:val="left"/>
       </w:pPr>
       <w:bookmarkStart w:id="7" w:name="_Toc188817944"/>
-      <w:bookmarkStart w:id="8" w:name="_Toc198561894"/>
+      <w:bookmarkStart w:id="8" w:name="_Toc198738683"/>
       <w:r>
         <w:t>Цель разработки программного продукта</w:t>
       </w:r>
@@ -1344,7 +1369,19 @@
         <w:rPr>
           <w:bCs/>
         </w:rPr>
-        <w:t xml:space="preserve">Основная цель проекта - создание интуитивно понятной и функциональной платформы, которая решит проблему доступности качественных образовательных материалов для школьников. </w:t>
+        <w:t xml:space="preserve">Основная цель проекта - создание интуитивно понятной и функциональной платформы, которая решит проблему доступности качественных образовательных материалов для </w:t>
+      </w:r>
+      <w:r>
+        <w:rPr>
+          <w:bCs/>
+        </w:rPr>
+        <w:t>пользователей</w:t>
+      </w:r>
+      <w:r>
+        <w:rPr>
+          <w:bCs/>
+        </w:rPr>
+        <w:t xml:space="preserve">. </w:t>
       </w:r>
     </w:p>
     <w:p>
@@ -1372,11 +1409,15 @@
           <w:ilvl w:val="0"/>
           <w:numId w:val="14"/>
         </w:numPr>
+        <w:tabs>
+          <w:tab w:val="left" w:pos="1134"/>
+        </w:tabs>
         <w:spacing w:line="360" w:lineRule="auto"/>
+        <w:ind w:left="0" w:firstLine="709"/>
         <w:jc w:val="left"/>
       </w:pPr>
       <w:bookmarkStart w:id="9" w:name="_Toc188817945"/>
-      <w:bookmarkStart w:id="10" w:name="_Toc198561895"/>
+      <w:bookmarkStart w:id="10" w:name="_Toc198738684"/>
       <w:r>
         <w:t>Общая структура системы.</w:t>
       </w:r>
@@ -1385,7 +1426,37 @@
     </w:p>
     <w:p>
       <w:r>
-        <w:t xml:space="preserve">Архитектура платформы строится вокруг пяти основных модулей. </w:t>
+        <w:t xml:space="preserve">Архитектура платформы строится вокруг </w:t>
+      </w:r>
+      <w:r>
+        <w:t>семи</w:t>
+      </w:r>
+      <w:r>
+        <w:t xml:space="preserve"> модулей. </w:t>
+      </w:r>
+    </w:p>
+    <w:p>
+      <w:pPr>
+        <w:pStyle w:val="a5"/>
+        <w:numPr>
+          <w:ilvl w:val="0"/>
+          <w:numId w:val="26"/>
+        </w:numPr>
+        <w:tabs>
+          <w:tab w:val="left" w:pos="1134"/>
+        </w:tabs>
+        <w:ind w:left="0" w:firstLine="709"/>
+      </w:pPr>
+      <w:r>
+        <w:t xml:space="preserve">Модуль авторизации обеспечивает безопасный доступ к системе через </w:t>
+      </w:r>
+      <w:proofErr w:type="spellStart"/>
+      <w:r>
+        <w:t>email</w:t>
+      </w:r>
+      <w:proofErr w:type="spellEnd"/>
+      <w:r>
+        <w:t xml:space="preserve"> с обязательным подтверждением, а также восстановление пароля. </w:t>
       </w:r>
     </w:p>
     <w:p>
@@ -1401,15 +1472,16 @@
         <w:ind w:left="0" w:firstLine="709"/>
       </w:pPr>
       <w:r>
-        <w:t xml:space="preserve">Модуль авторизации обеспечивает безопасный доступ к системе через </w:t>
-      </w:r>
-      <w:proofErr w:type="spellStart"/>
-      <w:r>
-        <w:t>email</w:t>
-      </w:r>
-      <w:proofErr w:type="spellEnd"/>
-      <w:r>
-        <w:t xml:space="preserve"> с обязательным подтверждением, а также восстановление пароля. </w:t>
+        <w:lastRenderedPageBreak/>
+        <w:t xml:space="preserve">Каталог курсов предлагает удобную систему фильтрации по предметам, уровню сложности и другим параметрам, с возможностью просмотра </w:t>
+      </w:r>
+      <w:proofErr w:type="gramStart"/>
+      <w:r>
+        <w:t>демо-версий</w:t>
+      </w:r>
+      <w:proofErr w:type="gramEnd"/>
+      <w:r>
+        <w:t xml:space="preserve">. </w:t>
       </w:r>
     </w:p>
     <w:p>
@@ -1425,16 +1497,7 @@
         <w:ind w:left="0" w:firstLine="709"/>
       </w:pPr>
       <w:r>
-        <w:lastRenderedPageBreak/>
-        <w:t xml:space="preserve">Каталог курсов предлагает удобную систему фильтрации по предметам, уровню сложности и другим параметрам, с возможностью просмотра </w:t>
-      </w:r>
-      <w:proofErr w:type="gramStart"/>
-      <w:r>
-        <w:t>демо-версий</w:t>
-      </w:r>
-      <w:proofErr w:type="gramEnd"/>
-      <w:r>
-        <w:t xml:space="preserve">. </w:t>
+        <w:t xml:space="preserve">Платежный модуль интегрирован с популярными платежными системами и обеспечивает простой трехэтапный процесс оплаты. </w:t>
       </w:r>
     </w:p>
     <w:p>
@@ -1450,7 +1513,7 @@
         <w:ind w:left="0" w:firstLine="709"/>
       </w:pPr>
       <w:r>
-        <w:t xml:space="preserve">Платежный модуль интегрирован с популярными платежными системами и обеспечивает простой трехэтапный процесс оплаты. </w:t>
+        <w:t xml:space="preserve">Личный кабинет позволяет отслеживать прогресс обучения и управлять настройками профиля. </w:t>
       </w:r>
     </w:p>
     <w:p>
@@ -1466,7 +1529,16 @@
         <w:ind w:left="0" w:firstLine="709"/>
       </w:pPr>
       <w:r>
-        <w:t xml:space="preserve">Личный кабинет позволяет отслеживать прогресс обучения и управлять настройками профиля. </w:t>
+        <w:t>Модул</w:t>
+      </w:r>
+      <w:r>
+        <w:t>и</w:t>
+      </w:r>
+      <w:r>
+        <w:t xml:space="preserve"> </w:t>
+      </w:r>
+      <w:r>
+        <w:t>шапки и подвала</w:t>
       </w:r>
     </w:p>
     <w:p>
@@ -1482,7 +1554,7 @@
         <w:ind w:left="0" w:firstLine="709"/>
       </w:pPr>
       <w:r>
-        <w:t>Модуль обучения сочетает различные форматы материалов и систему проверки знаний.</w:t>
+        <w:t>Модуль «О нас»</w:t>
       </w:r>
     </w:p>
     <w:p>
@@ -1493,14 +1565,14 @@
           <w:numId w:val="14"/>
         </w:numPr>
         <w:tabs>
-          <w:tab w:val="left" w:pos="426"/>
+          <w:tab w:val="left" w:pos="1134"/>
         </w:tabs>
         <w:spacing w:line="360" w:lineRule="auto"/>
-        <w:ind w:left="0" w:firstLine="0"/>
+        <w:ind w:left="0" w:firstLine="709"/>
         <w:jc w:val="left"/>
       </w:pPr>
       <w:bookmarkStart w:id="11" w:name="_Toc188817946"/>
-      <w:bookmarkStart w:id="12" w:name="_Toc198561896"/>
+      <w:bookmarkStart w:id="12" w:name="_Toc198738685"/>
       <w:r>
         <w:t>Техническая реализация</w:t>
       </w:r>
@@ -1512,51 +1584,190 @@
     </w:p>
     <w:p>
       <w:r>
-        <w:t>Для разработки платформы выбран технологический стек, обеспечивающий надежность и производительность системы.</w:t>
+        <w:t>Платформа "Эврика" будет разработана с использованием современных веб-технологий, обеспечивающих надежность, масштабируемость и удобство разработки.</w:t>
       </w:r>
       <w:r>
         <w:t xml:space="preserve"> </w:t>
       </w:r>
-      <w:r>
-        <w:t xml:space="preserve">Клиентская часть реализуется на WPF с использованием языка C#, что позволяет создать удобный и отзывчивый интерфейс. Серверная часть строится на основе ASP.NET </w:t>
-      </w:r>
+    </w:p>
+    <w:p>
+      <w:pPr>
+        <w:pStyle w:val="a5"/>
+        <w:numPr>
+          <w:ilvl w:val="0"/>
+          <w:numId w:val="27"/>
+        </w:numPr>
+        <w:tabs>
+          <w:tab w:val="left" w:pos="993"/>
+        </w:tabs>
+        <w:ind w:left="0" w:firstLine="709"/>
+      </w:pPr>
       <w:proofErr w:type="spellStart"/>
       <w:r>
-        <w:t>Core</w:t>
+        <w:t>Frontend</w:t>
       </w:r>
       <w:proofErr w:type="spellEnd"/>
       <w:r>
-        <w:t xml:space="preserve">, обеспечивая высокую скорость обработки запросов. В качестве базы данных используется </w:t>
+        <w:t xml:space="preserve">: Пользовательский интерфейс будет создан с использованием современного </w:t>
       </w:r>
       <w:proofErr w:type="spellStart"/>
       <w:r>
-        <w:t>PostgreSQL</w:t>
+        <w:t>JavaScript</w:t>
       </w:r>
       <w:proofErr w:type="spellEnd"/>
       <w:r>
-        <w:t xml:space="preserve"> - надежная и масштабируемая система управления базами данных. Весь процесс разработки ведется в среде </w:t>
-      </w:r>
+        <w:t>-фреймворка, что позволит создать интерактивный и отзывчивый интерфейс.</w:t>
+      </w:r>
+    </w:p>
+    <w:p>
+      <w:pPr>
+        <w:pStyle w:val="a5"/>
+        <w:numPr>
+          <w:ilvl w:val="0"/>
+          <w:numId w:val="27"/>
+        </w:numPr>
+        <w:tabs>
+          <w:tab w:val="left" w:pos="993"/>
+        </w:tabs>
+        <w:ind w:left="0" w:firstLine="709"/>
+      </w:pPr>
       <w:proofErr w:type="spellStart"/>
       <w:r>
-        <w:t>Visual</w:t>
+        <w:t>Backend</w:t>
       </w:r>
       <w:proofErr w:type="spellEnd"/>
       <w:r>
+        <w:t xml:space="preserve">: </w:t>
+      </w:r>
+      <w:proofErr w:type="spellStart"/>
+      <w:r>
+        <w:t>Backend</w:t>
+      </w:r>
+      <w:proofErr w:type="spellEnd"/>
+      <w:r>
+        <w:t xml:space="preserve"> будет разработан на языке </w:t>
+      </w:r>
+      <w:proofErr w:type="spellStart"/>
+      <w:r>
+        <w:t>Python</w:t>
+      </w:r>
+      <w:proofErr w:type="spellEnd"/>
+      <w:r>
+        <w:t xml:space="preserve"> с использованием высокопроизводительного веб-фреймворка</w:t>
+      </w:r>
+      <w:r>
+        <w:t>.</w:t>
+      </w:r>
+    </w:p>
+    <w:p>
+      <w:pPr>
+        <w:pStyle w:val="a5"/>
+        <w:numPr>
+          <w:ilvl w:val="0"/>
+          <w:numId w:val="27"/>
+        </w:numPr>
+        <w:tabs>
+          <w:tab w:val="left" w:pos="993"/>
+        </w:tabs>
+        <w:ind w:left="0" w:firstLine="709"/>
+      </w:pPr>
+      <w:r>
+        <w:t>База данных</w:t>
+      </w:r>
+      <w:proofErr w:type="gramStart"/>
+      <w:r>
+        <w:t>: Для</w:t>
+      </w:r>
+      <w:proofErr w:type="gramEnd"/>
+      <w:r>
+        <w:t xml:space="preserve"> хранения данных будет использоваться надежная реляционная база данных.</w:t>
+      </w:r>
+    </w:p>
+    <w:p>
+      <w:pPr>
+        <w:pStyle w:val="a5"/>
+        <w:numPr>
+          <w:ilvl w:val="0"/>
+          <w:numId w:val="27"/>
+        </w:numPr>
+        <w:tabs>
+          <w:tab w:val="left" w:pos="993"/>
+        </w:tabs>
+        <w:ind w:left="0" w:firstLine="709"/>
+      </w:pPr>
+      <w:r>
+        <w:t xml:space="preserve">API: Взаимодействие между </w:t>
+      </w:r>
+      <w:proofErr w:type="spellStart"/>
+      <w:r>
+        <w:t>frontend</w:t>
+      </w:r>
+      <w:proofErr w:type="spellEnd"/>
+      <w:r>
+        <w:t xml:space="preserve"> и </w:t>
+      </w:r>
+      <w:proofErr w:type="spellStart"/>
+      <w:r>
+        <w:t>backend</w:t>
+      </w:r>
+      <w:proofErr w:type="spellEnd"/>
+      <w:r>
+        <w:t xml:space="preserve"> будет осуществляться через современный API.</w:t>
+      </w:r>
+    </w:p>
+    <w:p>
+      <w:pPr>
+        <w:pStyle w:val="a5"/>
+        <w:numPr>
+          <w:ilvl w:val="0"/>
+          <w:numId w:val="27"/>
+        </w:numPr>
+        <w:tabs>
+          <w:tab w:val="left" w:pos="993"/>
+        </w:tabs>
+        <w:ind w:left="0" w:firstLine="709"/>
+      </w:pPr>
+      <w:r>
+        <w:t>Развертывание: Развертывание платформы будет осуществлено на</w:t>
+      </w:r>
+      <w:r>
         <w:t xml:space="preserve"> </w:t>
       </w:r>
+      <w:r>
+        <w:t xml:space="preserve">облачной платформе с использованием контейнеризации и </w:t>
+      </w:r>
       <w:proofErr w:type="spellStart"/>
       <w:r>
-        <w:t>Studio</w:t>
+        <w:t>оркестрации.</w:t>
       </w:r>
       <w:proofErr w:type="spellEnd"/>
-      <w:r>
-        <w:t xml:space="preserve"> 2022 с использованием системы контроля версий </w:t>
-      </w:r>
-      <w:proofErr w:type="spellStart"/>
-      <w:r>
-        <w:t>Git</w:t>
-      </w:r>
-      <w:proofErr w:type="spellEnd"/>
+    </w:p>
+    <w:p>
+      <w:pPr>
+        <w:pStyle w:val="a5"/>
+        <w:numPr>
+          <w:ilvl w:val="0"/>
+          <w:numId w:val="27"/>
+        </w:numPr>
+        <w:tabs>
+          <w:tab w:val="left" w:pos="993"/>
+        </w:tabs>
+        <w:ind w:left="0" w:firstLine="709"/>
+      </w:pPr>
+      <w:r>
+        <w:t>Б</w:t>
+      </w:r>
+      <w:r>
+        <w:t>езопасность</w:t>
+      </w:r>
+      <w:proofErr w:type="gramStart"/>
+      <w:r>
+        <w:t>: Для</w:t>
+      </w:r>
+      <w:proofErr w:type="gramEnd"/>
+      <w:r>
+        <w:t xml:space="preserve"> обеспечения безопасности будут приняты современные меры защиты от распространенных веб-угроз</w:t>
+      </w:r>
       <w:r>
         <w:t>.</w:t>
       </w:r>
@@ -1569,15 +1780,16 @@
           <w:numId w:val="14"/>
         </w:numPr>
         <w:tabs>
-          <w:tab w:val="left" w:pos="426"/>
+          <w:tab w:val="left" w:pos="1134"/>
         </w:tabs>
         <w:spacing w:line="360" w:lineRule="auto"/>
-        <w:ind w:left="0" w:firstLine="0"/>
+        <w:ind w:left="0" w:firstLine="709"/>
         <w:jc w:val="left"/>
       </w:pPr>
       <w:bookmarkStart w:id="13" w:name="_Toc188817947"/>
-      <w:bookmarkStart w:id="14" w:name="_Toc198561897"/>
-      <w:r>
+      <w:bookmarkStart w:id="14" w:name="_Toc198738686"/>
+      <w:r>
+        <w:lastRenderedPageBreak/>
         <w:t>Характерные особенности реализации проекта</w:t>
       </w:r>
       <w:bookmarkEnd w:id="13"/>
@@ -1588,7 +1800,7 @@
         <w:pStyle w:val="a5"/>
         <w:numPr>
           <w:ilvl w:val="2"/>
-          <w:numId w:val="21"/>
+          <w:numId w:val="28"/>
         </w:numPr>
         <w:tabs>
           <w:tab w:val="left" w:pos="1134"/>
@@ -1610,7 +1822,7 @@
         <w:pStyle w:val="a5"/>
         <w:numPr>
           <w:ilvl w:val="2"/>
-          <w:numId w:val="21"/>
+          <w:numId w:val="28"/>
         </w:numPr>
         <w:tabs>
           <w:tab w:val="left" w:pos="1134"/>
@@ -1660,7 +1872,7 @@
         <w:pStyle w:val="a5"/>
         <w:numPr>
           <w:ilvl w:val="2"/>
-          <w:numId w:val="21"/>
+          <w:numId w:val="28"/>
         </w:numPr>
         <w:tabs>
           <w:tab w:val="left" w:pos="1134"/>
@@ -1674,22 +1886,19 @@
         <w:rPr>
           <w:bCs/>
         </w:rPr>
-        <w:lastRenderedPageBreak/>
-        <w:t>Безопасность</w:t>
-      </w:r>
-      <w:proofErr w:type="gramStart"/>
+        <w:t xml:space="preserve">Безопасность: </w:t>
+      </w:r>
       <w:r>
         <w:rPr>
           <w:bCs/>
         </w:rPr>
-        <w:t>: Необходимо</w:t>
-      </w:r>
-      <w:proofErr w:type="gramEnd"/>
+        <w:t>н</w:t>
+      </w:r>
       <w:r>
         <w:rPr>
           <w:bCs/>
         </w:rPr>
-        <w:t xml:space="preserve"> обеспечить безопасность доступа к данным пользователей, защитить от несанкционированного доступа и взлома. Реализовать надежную аутентификацию и авторизацию.</w:t>
+        <w:t>еобходимо обеспечить безопасность доступа к данным пользователей, защитить от несанкционированного доступа и взлома. Реализовать надежную аутентификацию и авторизацию.</w:t>
       </w:r>
     </w:p>
     <w:p>
@@ -1697,7 +1906,7 @@
         <w:pStyle w:val="a5"/>
         <w:numPr>
           <w:ilvl w:val="2"/>
-          <w:numId w:val="21"/>
+          <w:numId w:val="28"/>
         </w:numPr>
         <w:tabs>
           <w:tab w:val="left" w:pos="1134"/>
@@ -1719,7 +1928,7 @@
         <w:pStyle w:val="a5"/>
         <w:numPr>
           <w:ilvl w:val="2"/>
-          <w:numId w:val="21"/>
+          <w:numId w:val="28"/>
         </w:numPr>
         <w:tabs>
           <w:tab w:val="left" w:pos="1134"/>
@@ -1733,21 +1942,19 @@
         <w:rPr>
           <w:bCs/>
         </w:rPr>
-        <w:t>Работа с API</w:t>
-      </w:r>
-      <w:proofErr w:type="gramStart"/>
+        <w:t xml:space="preserve">Работа с API: </w:t>
+      </w:r>
       <w:r>
         <w:rPr>
           <w:bCs/>
         </w:rPr>
-        <w:t>: Реализовать</w:t>
-      </w:r>
-      <w:proofErr w:type="gramEnd"/>
+        <w:t>р</w:t>
+      </w:r>
       <w:r>
         <w:rPr>
           <w:bCs/>
         </w:rPr>
-        <w:t xml:space="preserve"> надежный и стабильный сбор данных.</w:t>
+        <w:t>еализовать надежный и стабильный сбор данных.</w:t>
       </w:r>
     </w:p>
     <w:p>
@@ -1755,7 +1962,7 @@
         <w:pStyle w:val="a5"/>
         <w:numPr>
           <w:ilvl w:val="2"/>
-          <w:numId w:val="21"/>
+          <w:numId w:val="28"/>
         </w:numPr>
         <w:tabs>
           <w:tab w:val="left" w:pos="1134"/>
@@ -1769,7 +1976,21 @@
         <w:rPr>
           <w:bCs/>
         </w:rPr>
-        <w:t xml:space="preserve">Тестирование: Проводить регулярное тестирование всех модулей системы. </w:t>
+        <w:t>Тестирование</w:t>
+      </w:r>
+      <w:proofErr w:type="gramStart"/>
+      <w:r>
+        <w:rPr>
+          <w:bCs/>
+        </w:rPr>
+        <w:t>: Проводить</w:t>
+      </w:r>
+      <w:proofErr w:type="gramEnd"/>
+      <w:r>
+        <w:rPr>
+          <w:bCs/>
+        </w:rPr>
+        <w:t xml:space="preserve"> регулярное тестирование всех модулей системы. </w:t>
       </w:r>
       <w:proofErr w:type="spellStart"/>
       <w:r>
@@ -1805,7 +2026,7 @@
         <w:pStyle w:val="a5"/>
         <w:numPr>
           <w:ilvl w:val="2"/>
-          <w:numId w:val="21"/>
+          <w:numId w:val="28"/>
         </w:numPr>
         <w:tabs>
           <w:tab w:val="left" w:pos="1134"/>
@@ -1819,41 +2040,33 @@
         <w:rPr>
           <w:bCs/>
         </w:rPr>
-        <w:t>Документация</w:t>
-      </w:r>
-      <w:proofErr w:type="gramStart"/>
+        <w:t xml:space="preserve">Документация: </w:t>
+      </w:r>
       <w:r>
         <w:rPr>
           <w:bCs/>
         </w:rPr>
-        <w:t>: Важно</w:t>
-      </w:r>
-      <w:proofErr w:type="gramEnd"/>
+        <w:t>в</w:t>
+      </w:r>
       <w:r>
         <w:rPr>
           <w:bCs/>
         </w:rPr>
-        <w:t xml:space="preserve"> документировать проект на всех этапах разработки для облегчения поддержки и будущих модификаций.</w:t>
-      </w:r>
-    </w:p>
-    <w:p>
-      <w:pPr>
+        <w:t>ажно документировать проект на всех этапах разработки для облегчения поддержки и будущих модификаций.</w:t>
+      </w:r>
+    </w:p>
+    <w:p>
+      <w:pPr>
+        <w:pStyle w:val="2"/>
         <w:tabs>
-          <w:tab w:val="left" w:pos="1134"/>
+          <w:tab w:val="left" w:pos="993"/>
         </w:tabs>
-        <w:rPr>
-          <w:bCs/>
-        </w:rPr>
-      </w:pPr>
-    </w:p>
-    <w:p>
-      <w:pPr>
-        <w:pStyle w:val="2"/>
         <w:spacing w:line="360" w:lineRule="auto"/>
         <w:ind w:firstLine="709"/>
+        <w:jc w:val="both"/>
       </w:pPr>
       <w:bookmarkStart w:id="15" w:name="_Toc188817948"/>
-      <w:bookmarkStart w:id="16" w:name="_Toc198561898"/>
+      <w:bookmarkStart w:id="16" w:name="_Toc198738687"/>
       <w:r>
         <w:t>7. Характерные особенности эксплуатации:</w:t>
       </w:r>
@@ -1865,7 +2078,7 @@
         <w:pStyle w:val="a5"/>
         <w:numPr>
           <w:ilvl w:val="2"/>
-          <w:numId w:val="22"/>
+          <w:numId w:val="29"/>
         </w:numPr>
         <w:tabs>
           <w:tab w:val="left" w:pos="1134"/>
@@ -1887,7 +2100,7 @@
         <w:pStyle w:val="a5"/>
         <w:numPr>
           <w:ilvl w:val="2"/>
-          <w:numId w:val="22"/>
+          <w:numId w:val="29"/>
         </w:numPr>
         <w:tabs>
           <w:tab w:val="left" w:pos="1134"/>
@@ -1909,7 +2122,7 @@
         <w:pStyle w:val="a5"/>
         <w:numPr>
           <w:ilvl w:val="2"/>
-          <w:numId w:val="22"/>
+          <w:numId w:val="29"/>
         </w:numPr>
         <w:tabs>
           <w:tab w:val="left" w:pos="1134"/>
@@ -1931,7 +2144,7 @@
         <w:pStyle w:val="a5"/>
         <w:numPr>
           <w:ilvl w:val="2"/>
-          <w:numId w:val="22"/>
+          <w:numId w:val="29"/>
         </w:numPr>
         <w:tabs>
           <w:tab w:val="left" w:pos="1134"/>
@@ -1953,7 +2166,7 @@
         <w:pStyle w:val="a5"/>
         <w:numPr>
           <w:ilvl w:val="2"/>
-          <w:numId w:val="22"/>
+          <w:numId w:val="29"/>
         </w:numPr>
         <w:tabs>
           <w:tab w:val="left" w:pos="1134"/>
@@ -1975,7 +2188,7 @@
         <w:pStyle w:val="a5"/>
         <w:numPr>
           <w:ilvl w:val="2"/>
-          <w:numId w:val="22"/>
+          <w:numId w:val="29"/>
         </w:numPr>
         <w:tabs>
           <w:tab w:val="left" w:pos="1134"/>
@@ -1997,7 +2210,7 @@
         <w:pStyle w:val="a5"/>
         <w:numPr>
           <w:ilvl w:val="2"/>
-          <w:numId w:val="22"/>
+          <w:numId w:val="29"/>
         </w:numPr>
         <w:tabs>
           <w:tab w:val="left" w:pos="1134"/>
@@ -2019,7 +2232,7 @@
         <w:pStyle w:val="a5"/>
         <w:numPr>
           <w:ilvl w:val="2"/>
-          <w:numId w:val="22"/>
+          <w:numId w:val="29"/>
         </w:numPr>
         <w:tabs>
           <w:tab w:val="left" w:pos="1134"/>
@@ -2038,73 +2251,22 @@
     </w:p>
     <w:p>
       <w:pPr>
-        <w:pStyle w:val="a5"/>
-        <w:tabs>
-          <w:tab w:val="left" w:pos="1134"/>
-        </w:tabs>
-        <w:ind w:left="709" w:firstLine="0"/>
-        <w:rPr>
-          <w:bCs/>
-        </w:rPr>
-      </w:pPr>
-    </w:p>
-    <w:p>
-      <w:pPr>
-        <w:pStyle w:val="a5"/>
-        <w:tabs>
-          <w:tab w:val="left" w:pos="1134"/>
-        </w:tabs>
-        <w:ind w:left="709" w:firstLine="0"/>
-        <w:rPr>
-          <w:bCs/>
-        </w:rPr>
-      </w:pPr>
-    </w:p>
-    <w:p>
-      <w:pPr>
-        <w:pStyle w:val="a5"/>
-        <w:tabs>
-          <w:tab w:val="left" w:pos="1134"/>
-        </w:tabs>
-        <w:ind w:left="709" w:firstLine="0"/>
-        <w:rPr>
-          <w:bCs/>
-        </w:rPr>
-      </w:pPr>
-    </w:p>
-    <w:p>
-      <w:pPr>
-        <w:pStyle w:val="a5"/>
-        <w:tabs>
-          <w:tab w:val="left" w:pos="1134"/>
-        </w:tabs>
-        <w:ind w:left="709" w:firstLine="0"/>
-        <w:rPr>
-          <w:bCs/>
-        </w:rPr>
-      </w:pPr>
-    </w:p>
-    <w:p>
-      <w:pPr>
-        <w:pStyle w:val="a5"/>
-        <w:tabs>
-          <w:tab w:val="left" w:pos="1134"/>
-        </w:tabs>
-        <w:ind w:left="709" w:firstLine="0"/>
-        <w:rPr>
-          <w:bCs/>
-        </w:rPr>
-      </w:pPr>
-    </w:p>
-    <w:p>
-      <w:pPr>
         <w:pStyle w:val="2"/>
         <w:spacing w:line="360" w:lineRule="auto"/>
       </w:pPr>
-      <w:bookmarkStart w:id="17" w:name="_Toc198561899"/>
+      <w:bookmarkStart w:id="17" w:name="_Toc198738688"/>
       <w:r>
         <w:lastRenderedPageBreak/>
-        <w:t>Глава 3. ЗАКЛЮЧЕНИЕ</w:t>
+        <w:t xml:space="preserve">Глава </w:t>
+      </w:r>
+      <w:r>
+        <w:rPr>
+          <w:lang w:val="en-US"/>
+        </w:rPr>
+        <w:t>III</w:t>
+      </w:r>
+      <w:r>
+        <w:t>. ЗАКЛЮЧЕНИЕ</w:t>
       </w:r>
       <w:bookmarkEnd w:id="17"/>
     </w:p>
@@ -2130,7 +2292,19 @@
         <w:rPr>
           <w:lang w:eastAsia="ru-RU"/>
         </w:rPr>
-        <w:t>" представляет собой современное решение в области школьного онлайн-образования, сочетающее в себе продуманный пользовательский опыт, разнообразные образовательные материалы и надежную техническую реализацию. Успешная реализация проекта позволит создать востребованный продукт, способный занять значительную долю на рынке образовательных технологий для школьников. Разработка учитывает как текущие потребности пользователей, так и перспективы развития платформы в будущем.</w:t>
+        <w:t>" представляет собой современное решение в области</w:t>
+      </w:r>
+      <w:r>
+        <w:rPr>
+          <w:lang w:eastAsia="ru-RU"/>
+        </w:rPr>
+        <w:t xml:space="preserve"> </w:t>
+      </w:r>
+      <w:r>
+        <w:rPr>
+          <w:lang w:eastAsia="ru-RU"/>
+        </w:rPr>
+        <w:t>онлайн-образования, сочетающее в себе продуманный пользовательский опыт, разнообразные образовательные материалы и надежную техническую реализацию. Успешная реализация проекта позволит создать востребованный продукт, способный занять значительную долю на рынке образовательных технологий для школьников. Разработка учитывает как текущие потребности пользователей, так и перспективы развития платформы в будущем.</w:t>
       </w:r>
     </w:p>
     <w:sectPr>
@@ -3192,6 +3366,118 @@
     </w:lvl>
   </w:abstractNum>
   <w:abstractNum w:abstractNumId="9" w15:restartNumberingAfterBreak="0">
+    <w:nsid w:val="277270F7"/>
+    <w:multiLevelType w:val="hybridMultilevel"/>
+    <w:tmpl w:val="169CBC04"/>
+    <w:lvl w:ilvl="0" w:tplc="6850388E">
+      <w:start w:val="1"/>
+      <w:numFmt w:val="bullet"/>
+      <w:lvlText w:val=""/>
+      <w:lvlJc w:val="left"/>
+      <w:pPr>
+        <w:ind w:left="1429" w:hanging="360"/>
+      </w:pPr>
+      <w:rPr>
+        <w:rFonts w:ascii="Symbol" w:hAnsi="Symbol" w:hint="default"/>
+      </w:rPr>
+    </w:lvl>
+    <w:lvl w:ilvl="1" w:tplc="04190003">
+      <w:start w:val="1"/>
+      <w:numFmt w:val="bullet"/>
+      <w:lvlText w:val="o"/>
+      <w:lvlJc w:val="left"/>
+      <w:pPr>
+        <w:ind w:left="2149" w:hanging="360"/>
+      </w:pPr>
+      <w:rPr>
+        <w:rFonts w:ascii="Courier New" w:hAnsi="Courier New" w:cs="Courier New" w:hint="default"/>
+      </w:rPr>
+    </w:lvl>
+    <w:lvl w:ilvl="2" w:tplc="791206CE">
+      <w:numFmt w:val="bullet"/>
+      <w:lvlText w:val="-"/>
+      <w:lvlJc w:val="left"/>
+      <w:pPr>
+        <w:ind w:left="2869" w:hanging="360"/>
+      </w:pPr>
+      <w:rPr>
+        <w:rFonts w:ascii="Times New Roman" w:eastAsiaTheme="minorHAnsi" w:hAnsi="Times New Roman" w:cs="Times New Roman" w:hint="default"/>
+      </w:rPr>
+    </w:lvl>
+    <w:lvl w:ilvl="3" w:tplc="04190001" w:tentative="1">
+      <w:start w:val="1"/>
+      <w:numFmt w:val="bullet"/>
+      <w:lvlText w:val=""/>
+      <w:lvlJc w:val="left"/>
+      <w:pPr>
+        <w:ind w:left="3589" w:hanging="360"/>
+      </w:pPr>
+      <w:rPr>
+        <w:rFonts w:ascii="Symbol" w:hAnsi="Symbol" w:hint="default"/>
+      </w:rPr>
+    </w:lvl>
+    <w:lvl w:ilvl="4" w:tplc="04190003" w:tentative="1">
+      <w:start w:val="1"/>
+      <w:numFmt w:val="bullet"/>
+      <w:lvlText w:val="o"/>
+      <w:lvlJc w:val="left"/>
+      <w:pPr>
+        <w:ind w:left="4309" w:hanging="360"/>
+      </w:pPr>
+      <w:rPr>
+        <w:rFonts w:ascii="Courier New" w:hAnsi="Courier New" w:cs="Courier New" w:hint="default"/>
+      </w:rPr>
+    </w:lvl>
+    <w:lvl w:ilvl="5" w:tplc="04190005" w:tentative="1">
+      <w:start w:val="1"/>
+      <w:numFmt w:val="bullet"/>
+      <w:lvlText w:val=""/>
+      <w:lvlJc w:val="left"/>
+      <w:pPr>
+        <w:ind w:left="5029" w:hanging="360"/>
+      </w:pPr>
+      <w:rPr>
+        <w:rFonts w:ascii="Wingdings" w:hAnsi="Wingdings" w:hint="default"/>
+      </w:rPr>
+    </w:lvl>
+    <w:lvl w:ilvl="6" w:tplc="04190001" w:tentative="1">
+      <w:start w:val="1"/>
+      <w:numFmt w:val="bullet"/>
+      <w:lvlText w:val=""/>
+      <w:lvlJc w:val="left"/>
+      <w:pPr>
+        <w:ind w:left="5749" w:hanging="360"/>
+      </w:pPr>
+      <w:rPr>
+        <w:rFonts w:ascii="Symbol" w:hAnsi="Symbol" w:hint="default"/>
+      </w:rPr>
+    </w:lvl>
+    <w:lvl w:ilvl="7" w:tplc="04190003" w:tentative="1">
+      <w:start w:val="1"/>
+      <w:numFmt w:val="bullet"/>
+      <w:lvlText w:val="o"/>
+      <w:lvlJc w:val="left"/>
+      <w:pPr>
+        <w:ind w:left="6469" w:hanging="360"/>
+      </w:pPr>
+      <w:rPr>
+        <w:rFonts w:ascii="Courier New" w:hAnsi="Courier New" w:cs="Courier New" w:hint="default"/>
+      </w:rPr>
+    </w:lvl>
+    <w:lvl w:ilvl="8" w:tplc="04190005" w:tentative="1">
+      <w:start w:val="1"/>
+      <w:numFmt w:val="bullet"/>
+      <w:lvlText w:val=""/>
+      <w:lvlJc w:val="left"/>
+      <w:pPr>
+        <w:ind w:left="7189" w:hanging="360"/>
+      </w:pPr>
+      <w:rPr>
+        <w:rFonts w:ascii="Wingdings" w:hAnsi="Wingdings" w:hint="default"/>
+      </w:rPr>
+    </w:lvl>
+  </w:abstractNum>
+  <w:abstractNum w:abstractNumId="10" w15:restartNumberingAfterBreak="0">
     <w:nsid w:val="2E3C70B6"/>
     <w:multiLevelType w:val="hybridMultilevel"/>
     <w:tmpl w:val="99ACCD08"/>
@@ -3304,7 +3590,7 @@
       </w:rPr>
     </w:lvl>
   </w:abstractNum>
-  <w:abstractNum w:abstractNumId="10" w15:restartNumberingAfterBreak="0">
+  <w:abstractNum w:abstractNumId="11" w15:restartNumberingAfterBreak="0">
     <w:nsid w:val="36BB5A32"/>
     <w:multiLevelType w:val="hybridMultilevel"/>
     <w:tmpl w:val="E606EF5C"/>
@@ -3393,7 +3679,7 @@
       </w:pPr>
     </w:lvl>
   </w:abstractNum>
-  <w:abstractNum w:abstractNumId="11" w15:restartNumberingAfterBreak="0">
+  <w:abstractNum w:abstractNumId="12" w15:restartNumberingAfterBreak="0">
     <w:nsid w:val="370152B7"/>
     <w:multiLevelType w:val="hybridMultilevel"/>
     <w:tmpl w:val="DFF0A620"/>
@@ -3506,7 +3792,7 @@
       </w:rPr>
     </w:lvl>
   </w:abstractNum>
-  <w:abstractNum w:abstractNumId="12" w15:restartNumberingAfterBreak="0">
+  <w:abstractNum w:abstractNumId="13" w15:restartNumberingAfterBreak="0">
     <w:nsid w:val="3C7E6964"/>
     <w:multiLevelType w:val="hybridMultilevel"/>
     <w:tmpl w:val="C8366EBC"/>
@@ -3619,7 +3905,7 @@
       </w:rPr>
     </w:lvl>
   </w:abstractNum>
-  <w:abstractNum w:abstractNumId="13" w15:restartNumberingAfterBreak="0">
+  <w:abstractNum w:abstractNumId="14" w15:restartNumberingAfterBreak="0">
     <w:nsid w:val="44E263E2"/>
     <w:multiLevelType w:val="hybridMultilevel"/>
     <w:tmpl w:val="A724A2CC"/>
@@ -3708,7 +3994,7 @@
       </w:pPr>
     </w:lvl>
   </w:abstractNum>
-  <w:abstractNum w:abstractNumId="14" w15:restartNumberingAfterBreak="0">
+  <w:abstractNum w:abstractNumId="15" w15:restartNumberingAfterBreak="0">
     <w:nsid w:val="45437067"/>
     <w:multiLevelType w:val="hybridMultilevel"/>
     <w:tmpl w:val="4F7CAC96"/>
@@ -3794,7 +4080,7 @@
       </w:pPr>
     </w:lvl>
   </w:abstractNum>
-  <w:abstractNum w:abstractNumId="15" w15:restartNumberingAfterBreak="0">
+  <w:abstractNum w:abstractNumId="16" w15:restartNumberingAfterBreak="0">
     <w:nsid w:val="472C32E1"/>
     <w:multiLevelType w:val="hybridMultilevel"/>
     <w:tmpl w:val="1EBECF96"/>
@@ -3907,7 +4193,7 @@
       </w:rPr>
     </w:lvl>
   </w:abstractNum>
-  <w:abstractNum w:abstractNumId="16" w15:restartNumberingAfterBreak="0">
+  <w:abstractNum w:abstractNumId="17" w15:restartNumberingAfterBreak="0">
     <w:nsid w:val="48787111"/>
     <w:multiLevelType w:val="hybridMultilevel"/>
     <w:tmpl w:val="9C840D9A"/>
@@ -3993,7 +4279,7 @@
       </w:pPr>
     </w:lvl>
   </w:abstractNum>
-  <w:abstractNum w:abstractNumId="17" w15:restartNumberingAfterBreak="0">
+  <w:abstractNum w:abstractNumId="18" w15:restartNumberingAfterBreak="0">
     <w:nsid w:val="4930077F"/>
     <w:multiLevelType w:val="hybridMultilevel"/>
     <w:tmpl w:val="9BE89E4C"/>
@@ -4105,7 +4391,7 @@
       </w:rPr>
     </w:lvl>
   </w:abstractNum>
-  <w:abstractNum w:abstractNumId="18" w15:restartNumberingAfterBreak="0">
+  <w:abstractNum w:abstractNumId="19" w15:restartNumberingAfterBreak="0">
     <w:nsid w:val="4B01196C"/>
     <w:multiLevelType w:val="hybridMultilevel"/>
     <w:tmpl w:val="15A84D88"/>
@@ -4218,7 +4504,7 @@
       </w:rPr>
     </w:lvl>
   </w:abstractNum>
-  <w:abstractNum w:abstractNumId="19" w15:restartNumberingAfterBreak="0">
+  <w:abstractNum w:abstractNumId="20" w15:restartNumberingAfterBreak="0">
     <w:nsid w:val="4F193BEB"/>
     <w:multiLevelType w:val="hybridMultilevel"/>
     <w:tmpl w:val="825ED936"/>
@@ -4330,7 +4616,7 @@
       </w:rPr>
     </w:lvl>
   </w:abstractNum>
-  <w:abstractNum w:abstractNumId="20" w15:restartNumberingAfterBreak="0">
+  <w:abstractNum w:abstractNumId="21" w15:restartNumberingAfterBreak="0">
     <w:nsid w:val="4FBA67D9"/>
     <w:multiLevelType w:val="hybridMultilevel"/>
     <w:tmpl w:val="087CCF90"/>
@@ -4443,7 +4729,7 @@
       </w:rPr>
     </w:lvl>
   </w:abstractNum>
-  <w:abstractNum w:abstractNumId="21" w15:restartNumberingAfterBreak="0">
+  <w:abstractNum w:abstractNumId="22" w15:restartNumberingAfterBreak="0">
     <w:nsid w:val="52263854"/>
     <w:multiLevelType w:val="hybridMultilevel"/>
     <w:tmpl w:val="6A5A89D8"/>
@@ -4555,7 +4841,119 @@
       </w:rPr>
     </w:lvl>
   </w:abstractNum>
-  <w:abstractNum w:abstractNumId="22" w15:restartNumberingAfterBreak="0">
+  <w:abstractNum w:abstractNumId="23" w15:restartNumberingAfterBreak="0">
+    <w:nsid w:val="52375CB9"/>
+    <w:multiLevelType w:val="hybridMultilevel"/>
+    <w:tmpl w:val="F20C7928"/>
+    <w:lvl w:ilvl="0" w:tplc="791206CE">
+      <w:numFmt w:val="bullet"/>
+      <w:lvlText w:val="-"/>
+      <w:lvlJc w:val="left"/>
+      <w:pPr>
+        <w:ind w:left="1429" w:hanging="360"/>
+      </w:pPr>
+      <w:rPr>
+        <w:rFonts w:ascii="Times New Roman" w:eastAsiaTheme="minorHAnsi" w:hAnsi="Times New Roman" w:cs="Times New Roman" w:hint="default"/>
+      </w:rPr>
+    </w:lvl>
+    <w:lvl w:ilvl="1" w:tplc="04190003" w:tentative="1">
+      <w:start w:val="1"/>
+      <w:numFmt w:val="bullet"/>
+      <w:lvlText w:val="o"/>
+      <w:lvlJc w:val="left"/>
+      <w:pPr>
+        <w:ind w:left="2149" w:hanging="360"/>
+      </w:pPr>
+      <w:rPr>
+        <w:rFonts w:ascii="Courier New" w:hAnsi="Courier New" w:cs="Courier New" w:hint="default"/>
+      </w:rPr>
+    </w:lvl>
+    <w:lvl w:ilvl="2" w:tplc="04190005" w:tentative="1">
+      <w:start w:val="1"/>
+      <w:numFmt w:val="bullet"/>
+      <w:lvlText w:val=""/>
+      <w:lvlJc w:val="left"/>
+      <w:pPr>
+        <w:ind w:left="2869" w:hanging="360"/>
+      </w:pPr>
+      <w:rPr>
+        <w:rFonts w:ascii="Wingdings" w:hAnsi="Wingdings" w:hint="default"/>
+      </w:rPr>
+    </w:lvl>
+    <w:lvl w:ilvl="3" w:tplc="04190001" w:tentative="1">
+      <w:start w:val="1"/>
+      <w:numFmt w:val="bullet"/>
+      <w:lvlText w:val=""/>
+      <w:lvlJc w:val="left"/>
+      <w:pPr>
+        <w:ind w:left="3589" w:hanging="360"/>
+      </w:pPr>
+      <w:rPr>
+        <w:rFonts w:ascii="Symbol" w:hAnsi="Symbol" w:hint="default"/>
+      </w:rPr>
+    </w:lvl>
+    <w:lvl w:ilvl="4" w:tplc="04190003" w:tentative="1">
+      <w:start w:val="1"/>
+      <w:numFmt w:val="bullet"/>
+      <w:lvlText w:val="o"/>
+      <w:lvlJc w:val="left"/>
+      <w:pPr>
+        <w:ind w:left="4309" w:hanging="360"/>
+      </w:pPr>
+      <w:rPr>
+        <w:rFonts w:ascii="Courier New" w:hAnsi="Courier New" w:cs="Courier New" w:hint="default"/>
+      </w:rPr>
+    </w:lvl>
+    <w:lvl w:ilvl="5" w:tplc="04190005" w:tentative="1">
+      <w:start w:val="1"/>
+      <w:numFmt w:val="bullet"/>
+      <w:lvlText w:val=""/>
+      <w:lvlJc w:val="left"/>
+      <w:pPr>
+        <w:ind w:left="5029" w:hanging="360"/>
+      </w:pPr>
+      <w:rPr>
+        <w:rFonts w:ascii="Wingdings" w:hAnsi="Wingdings" w:hint="default"/>
+      </w:rPr>
+    </w:lvl>
+    <w:lvl w:ilvl="6" w:tplc="04190001" w:tentative="1">
+      <w:start w:val="1"/>
+      <w:numFmt w:val="bullet"/>
+      <w:lvlText w:val=""/>
+      <w:lvlJc w:val="left"/>
+      <w:pPr>
+        <w:ind w:left="5749" w:hanging="360"/>
+      </w:pPr>
+      <w:rPr>
+        <w:rFonts w:ascii="Symbol" w:hAnsi="Symbol" w:hint="default"/>
+      </w:rPr>
+    </w:lvl>
+    <w:lvl w:ilvl="7" w:tplc="04190003" w:tentative="1">
+      <w:start w:val="1"/>
+      <w:numFmt w:val="bullet"/>
+      <w:lvlText w:val="o"/>
+      <w:lvlJc w:val="left"/>
+      <w:pPr>
+        <w:ind w:left="6469" w:hanging="360"/>
+      </w:pPr>
+      <w:rPr>
+        <w:rFonts w:ascii="Courier New" w:hAnsi="Courier New" w:cs="Courier New" w:hint="default"/>
+      </w:rPr>
+    </w:lvl>
+    <w:lvl w:ilvl="8" w:tplc="04190005" w:tentative="1">
+      <w:start w:val="1"/>
+      <w:numFmt w:val="bullet"/>
+      <w:lvlText w:val=""/>
+      <w:lvlJc w:val="left"/>
+      <w:pPr>
+        <w:ind w:left="7189" w:hanging="360"/>
+      </w:pPr>
+      <w:rPr>
+        <w:rFonts w:ascii="Wingdings" w:hAnsi="Wingdings" w:hint="default"/>
+      </w:rPr>
+    </w:lvl>
+  </w:abstractNum>
+  <w:abstractNum w:abstractNumId="24" w15:restartNumberingAfterBreak="0">
     <w:nsid w:val="5BE77D1E"/>
     <w:multiLevelType w:val="hybridMultilevel"/>
     <w:tmpl w:val="9B48A46A"/>
@@ -4641,7 +5039,119 @@
       </w:pPr>
     </w:lvl>
   </w:abstractNum>
-  <w:abstractNum w:abstractNumId="23" w15:restartNumberingAfterBreak="0">
+  <w:abstractNum w:abstractNumId="25" w15:restartNumberingAfterBreak="0">
+    <w:nsid w:val="618323F8"/>
+    <w:multiLevelType w:val="hybridMultilevel"/>
+    <w:tmpl w:val="47A269EA"/>
+    <w:lvl w:ilvl="0" w:tplc="6850388E">
+      <w:start w:val="1"/>
+      <w:numFmt w:val="bullet"/>
+      <w:lvlText w:val=""/>
+      <w:lvlJc w:val="left"/>
+      <w:pPr>
+        <w:ind w:left="720" w:hanging="360"/>
+      </w:pPr>
+      <w:rPr>
+        <w:rFonts w:ascii="Symbol" w:hAnsi="Symbol" w:hint="default"/>
+      </w:rPr>
+    </w:lvl>
+    <w:lvl w:ilvl="1" w:tplc="04190003">
+      <w:start w:val="1"/>
+      <w:numFmt w:val="bullet"/>
+      <w:lvlText w:val="o"/>
+      <w:lvlJc w:val="left"/>
+      <w:pPr>
+        <w:ind w:left="1440" w:hanging="360"/>
+      </w:pPr>
+      <w:rPr>
+        <w:rFonts w:ascii="Courier New" w:hAnsi="Courier New" w:cs="Courier New" w:hint="default"/>
+      </w:rPr>
+    </w:lvl>
+    <w:lvl w:ilvl="2" w:tplc="791206CE">
+      <w:numFmt w:val="bullet"/>
+      <w:lvlText w:val="-"/>
+      <w:lvlJc w:val="left"/>
+      <w:pPr>
+        <w:ind w:left="2160" w:hanging="360"/>
+      </w:pPr>
+      <w:rPr>
+        <w:rFonts w:ascii="Times New Roman" w:eastAsiaTheme="minorHAnsi" w:hAnsi="Times New Roman" w:cs="Times New Roman" w:hint="default"/>
+      </w:rPr>
+    </w:lvl>
+    <w:lvl w:ilvl="3" w:tplc="04190001" w:tentative="1">
+      <w:start w:val="1"/>
+      <w:numFmt w:val="bullet"/>
+      <w:lvlText w:val=""/>
+      <w:lvlJc w:val="left"/>
+      <w:pPr>
+        <w:ind w:left="2880" w:hanging="360"/>
+      </w:pPr>
+      <w:rPr>
+        <w:rFonts w:ascii="Symbol" w:hAnsi="Symbol" w:hint="default"/>
+      </w:rPr>
+    </w:lvl>
+    <w:lvl w:ilvl="4" w:tplc="04190003" w:tentative="1">
+      <w:start w:val="1"/>
+      <w:numFmt w:val="bullet"/>
+      <w:lvlText w:val="o"/>
+      <w:lvlJc w:val="left"/>
+      <w:pPr>
+        <w:ind w:left="3600" w:hanging="360"/>
+      </w:pPr>
+      <w:rPr>
+        <w:rFonts w:ascii="Courier New" w:hAnsi="Courier New" w:cs="Courier New" w:hint="default"/>
+      </w:rPr>
+    </w:lvl>
+    <w:lvl w:ilvl="5" w:tplc="04190005" w:tentative="1">
+      <w:start w:val="1"/>
+      <w:numFmt w:val="bullet"/>
+      <w:lvlText w:val=""/>
+      <w:lvlJc w:val="left"/>
+      <w:pPr>
+        <w:ind w:left="4320" w:hanging="360"/>
+      </w:pPr>
+      <w:rPr>
+        <w:rFonts w:ascii="Wingdings" w:hAnsi="Wingdings" w:hint="default"/>
+      </w:rPr>
+    </w:lvl>
+    <w:lvl w:ilvl="6" w:tplc="04190001" w:tentative="1">
+      <w:start w:val="1"/>
+      <w:numFmt w:val="bullet"/>
+      <w:lvlText w:val=""/>
+      <w:lvlJc w:val="left"/>
+      <w:pPr>
+        <w:ind w:left="5040" w:hanging="360"/>
+      </w:pPr>
+      <w:rPr>
+        <w:rFonts w:ascii="Symbol" w:hAnsi="Symbol" w:hint="default"/>
+      </w:rPr>
+    </w:lvl>
+    <w:lvl w:ilvl="7" w:tplc="04190003" w:tentative="1">
+      <w:start w:val="1"/>
+      <w:numFmt w:val="bullet"/>
+      <w:lvlText w:val="o"/>
+      <w:lvlJc w:val="left"/>
+      <w:pPr>
+        <w:ind w:left="5760" w:hanging="360"/>
+      </w:pPr>
+      <w:rPr>
+        <w:rFonts w:ascii="Courier New" w:hAnsi="Courier New" w:cs="Courier New" w:hint="default"/>
+      </w:rPr>
+    </w:lvl>
+    <w:lvl w:ilvl="8" w:tplc="04190005" w:tentative="1">
+      <w:start w:val="1"/>
+      <w:numFmt w:val="bullet"/>
+      <w:lvlText w:val=""/>
+      <w:lvlJc w:val="left"/>
+      <w:pPr>
+        <w:ind w:left="6480" w:hanging="360"/>
+      </w:pPr>
+      <w:rPr>
+        <w:rFonts w:ascii="Wingdings" w:hAnsi="Wingdings" w:hint="default"/>
+      </w:rPr>
+    </w:lvl>
+  </w:abstractNum>
+  <w:abstractNum w:abstractNumId="26" w15:restartNumberingAfterBreak="0">
     <w:nsid w:val="72DE0137"/>
     <w:multiLevelType w:val="hybridMultilevel"/>
     <w:tmpl w:val="D3AC0158"/>
@@ -4727,7 +5237,7 @@
       </w:pPr>
     </w:lvl>
   </w:abstractNum>
-  <w:abstractNum w:abstractNumId="24" w15:restartNumberingAfterBreak="0">
+  <w:abstractNum w:abstractNumId="27" w15:restartNumberingAfterBreak="0">
     <w:nsid w:val="7601495D"/>
     <w:multiLevelType w:val="hybridMultilevel"/>
     <w:tmpl w:val="584A9B58"/>
@@ -4813,7 +5323,7 @@
       </w:pPr>
     </w:lvl>
   </w:abstractNum>
-  <w:abstractNum w:abstractNumId="25" w15:restartNumberingAfterBreak="0">
+  <w:abstractNum w:abstractNumId="28" w15:restartNumberingAfterBreak="0">
     <w:nsid w:val="7B6F3498"/>
     <w:multiLevelType w:val="hybridMultilevel"/>
     <w:tmpl w:val="B8D40FBC"/>
@@ -4926,40 +5436,40 @@
     </w:lvl>
   </w:abstractNum>
   <w:num w:numId="1">
-    <w:abstractNumId w:val="17"/>
+    <w:abstractNumId w:val="18"/>
   </w:num>
   <w:num w:numId="2">
     <w:abstractNumId w:val="8"/>
   </w:num>
   <w:num w:numId="3">
-    <w:abstractNumId w:val="19"/>
+    <w:abstractNumId w:val="20"/>
   </w:num>
   <w:num w:numId="4">
-    <w:abstractNumId w:val="22"/>
+    <w:abstractNumId w:val="24"/>
   </w:num>
   <w:num w:numId="5">
     <w:abstractNumId w:val="2"/>
   </w:num>
   <w:num w:numId="6">
-    <w:abstractNumId w:val="23"/>
+    <w:abstractNumId w:val="26"/>
   </w:num>
   <w:num w:numId="7">
-    <w:abstractNumId w:val="21"/>
+    <w:abstractNumId w:val="22"/>
   </w:num>
   <w:num w:numId="8">
-    <w:abstractNumId w:val="16"/>
+    <w:abstractNumId w:val="17"/>
   </w:num>
   <w:num w:numId="9">
-    <w:abstractNumId w:val="24"/>
+    <w:abstractNumId w:val="27"/>
   </w:num>
   <w:num w:numId="10">
-    <w:abstractNumId w:val="13"/>
+    <w:abstractNumId w:val="14"/>
   </w:num>
   <w:num w:numId="11">
-    <w:abstractNumId w:val="14"/>
+    <w:abstractNumId w:val="15"/>
   </w:num>
   <w:num w:numId="12">
-    <w:abstractNumId w:val="10"/>
+    <w:abstractNumId w:val="11"/>
   </w:num>
   <w:num w:numId="13">
     <w:abstractNumId w:val="1"/>
@@ -4968,7 +5478,7 @@
     <w:abstractNumId w:val="0"/>
   </w:num>
   <w:num w:numId="15">
-    <w:abstractNumId w:val="20"/>
+    <w:abstractNumId w:val="21"/>
   </w:num>
   <w:num w:numId="16">
     <w:abstractNumId w:val="6"/>
@@ -4980,19 +5490,19 @@
     <w:abstractNumId w:val="5"/>
   </w:num>
   <w:num w:numId="19">
-    <w:abstractNumId w:val="18"/>
+    <w:abstractNumId w:val="19"/>
   </w:num>
   <w:num w:numId="20">
+    <w:abstractNumId w:val="13"/>
+  </w:num>
+  <w:num w:numId="21">
+    <w:abstractNumId w:val="10"/>
+  </w:num>
+  <w:num w:numId="22">
     <w:abstractNumId w:val="12"/>
   </w:num>
-  <w:num w:numId="21">
-    <w:abstractNumId w:val="9"/>
-  </w:num>
-  <w:num w:numId="22">
-    <w:abstractNumId w:val="11"/>
-  </w:num>
   <w:num w:numId="23">
-    <w:abstractNumId w:val="15"/>
+    <w:abstractNumId w:val="16"/>
   </w:num>
   <w:num w:numId="24">
     <w:abstractNumId w:val="4"/>
@@ -5001,6 +5511,15 @@
     <w:abstractNumId w:val="7"/>
   </w:num>
   <w:num w:numId="26">
+    <w:abstractNumId w:val="28"/>
+  </w:num>
+  <w:num w:numId="27">
+    <w:abstractNumId w:val="23"/>
+  </w:num>
+  <w:num w:numId="28">
+    <w:abstractNumId w:val="9"/>
+  </w:num>
+  <w:num w:numId="29">
     <w:abstractNumId w:val="25"/>
   </w:num>
 </w:numbering>
@@ -5950,7 +6469,7 @@
 </file>
 
 <file path=customXml/itemProps1.xml><?xml version="1.0" encoding="utf-8"?>
-<ds:datastoreItem xmlns:ds="http://schemas.openxmlformats.org/officeDocument/2006/customXml" ds:itemID="{71B6350E-1617-4571-8021-B618380C0D59}">
+<ds:datastoreItem xmlns:ds="http://schemas.openxmlformats.org/officeDocument/2006/customXml" ds:itemID="{9D7D7F4E-9641-49D4-BF13-765A583487CE}">
   <ds:schemaRefs>
     <ds:schemaRef ds:uri="http://schemas.openxmlformats.org/officeDocument/2006/bibliography"/>
   </ds:schemaRefs>
